--- a/jackyman_system.info.docx
+++ b/jackyman_system.info.docx
@@ -437,7 +437,7 @@
         <w:rPr>
           <w:rStyle w:val="VerbatimChar"/>
         </w:rPr>
-        <w:t xml:space="preserve">Total Memory (MB): 15994.66</w:t>
+        <w:t xml:space="preserve">Total Memory (MB): 15990.48</w:t>
       </w:r>
       <w:r>
         <w:br/>
@@ -446,7 +446,7 @@
         <w:rPr>
           <w:rStyle w:val="VerbatimChar"/>
         </w:rPr>
-        <w:t xml:space="preserve">Available Memory (MB): 14513.22</w:t>
+        <w:t xml:space="preserve">Available Memory (MB): 14622.99</w:t>
       </w:r>
     </w:p>
     <w:sectPr>

--- a/jackyman_system.info.docx
+++ b/jackyman_system.info.docx
@@ -446,7 +446,7 @@
         <w:rPr>
           <w:rStyle w:val="VerbatimChar"/>
         </w:rPr>
-        <w:t xml:space="preserve">Available Memory (MB): 14622.99</w:t>
+        <w:t xml:space="preserve">Available Memory (MB): 14455.88</w:t>
       </w:r>
     </w:p>
     <w:sectPr>

--- a/jackyman_system.info.docx
+++ b/jackyman_system.info.docx
@@ -446,7 +446,7 @@
         <w:rPr>
           <w:rStyle w:val="VerbatimChar"/>
         </w:rPr>
-        <w:t xml:space="preserve">Available Memory (MB): 14455.88</w:t>
+        <w:t xml:space="preserve">Available Memory (MB): 14597.05</w:t>
       </w:r>
     </w:p>
     <w:sectPr>

--- a/jackyman_system.info.docx
+++ b/jackyman_system.info.docx
@@ -446,7 +446,7 @@
         <w:rPr>
           <w:rStyle w:val="VerbatimChar"/>
         </w:rPr>
-        <w:t xml:space="preserve">Available Memory (MB): 14597.05</w:t>
+        <w:t xml:space="preserve">Available Memory (MB): 14551.97</w:t>
       </w:r>
     </w:p>
     <w:sectPr>

--- a/jackyman_system.info.docx
+++ b/jackyman_system.info.docx
@@ -446,7 +446,7 @@
         <w:rPr>
           <w:rStyle w:val="VerbatimChar"/>
         </w:rPr>
-        <w:t xml:space="preserve">Available Memory (MB): 14551.97</w:t>
+        <w:t xml:space="preserve">Available Memory (MB): 14577.66</w:t>
       </w:r>
     </w:p>
     <w:sectPr>

--- a/jackyman_system.info.docx
+++ b/jackyman_system.info.docx
@@ -31,7 +31,7 @@
         <w:pStyle w:val="Date"/>
       </w:pPr>
       <w:r>
-        <w:t xml:space="preserve">March 21, 2026</w:t>
+        <w:t xml:space="preserve">April 4, 2026</w:t>
       </w:r>
     </w:p>
     <w:p>
@@ -401,7 +401,7 @@
         <w:rPr>
           <w:rStyle w:val="VerbatimChar"/>
         </w:rPr>
-        <w:t xml:space="preserve">Operating System: Linux 6.14.0-1017-azure</w:t>
+        <w:t xml:space="preserve">Operating System: Linux 6.17.0-1008-azure</w:t>
       </w:r>
       <w:r>
         <w:br/>
@@ -437,7 +437,7 @@
         <w:rPr>
           <w:rStyle w:val="VerbatimChar"/>
         </w:rPr>
-        <w:t xml:space="preserve">Total Memory (MB): 15990.48</w:t>
+        <w:t xml:space="preserve">Total Memory (MB): 15989.73</w:t>
       </w:r>
       <w:r>
         <w:br/>
@@ -446,7 +446,7 @@
         <w:rPr>
           <w:rStyle w:val="VerbatimChar"/>
         </w:rPr>
-        <w:t xml:space="preserve">Available Memory (MB): 14577.66</w:t>
+        <w:t xml:space="preserve">Available Memory (MB): 14470.64</w:t>
       </w:r>
     </w:p>
     <w:sectPr>

--- a/jackyman_system.info.docx
+++ b/jackyman_system.info.docx
@@ -437,7 +437,7 @@
         <w:rPr>
           <w:rStyle w:val="VerbatimChar"/>
         </w:rPr>
-        <w:t xml:space="preserve">Total Memory (MB): 15989.73</w:t>
+        <w:t xml:space="preserve">Total Memory (MB): 15993.91</w:t>
       </w:r>
       <w:r>
         <w:br/>
@@ -446,7 +446,7 @@
         <w:rPr>
           <w:rStyle w:val="VerbatimChar"/>
         </w:rPr>
-        <w:t xml:space="preserve">Available Memory (MB): 14470.64</w:t>
+        <w:t xml:space="preserve">Available Memory (MB): 14540.34</w:t>
       </w:r>
     </w:p>
     <w:sectPr>

--- a/jackyman_system.info.docx
+++ b/jackyman_system.info.docx
@@ -437,7 +437,7 @@
         <w:rPr>
           <w:rStyle w:val="VerbatimChar"/>
         </w:rPr>
-        <w:t xml:space="preserve">Total Memory (MB): 15993.91</w:t>
+        <w:t xml:space="preserve">Total Memory (MB): 15988.73</w:t>
       </w:r>
       <w:r>
         <w:br/>
@@ -446,7 +446,7 @@
         <w:rPr>
           <w:rStyle w:val="VerbatimChar"/>
         </w:rPr>
-        <w:t xml:space="preserve">Available Memory (MB): 14540.34</w:t>
+        <w:t xml:space="preserve">Available Memory (MB): 14338.15</w:t>
       </w:r>
     </w:p>
     <w:sectPr>

--- a/jackyman_system.info.docx
+++ b/jackyman_system.info.docx
@@ -437,7 +437,7 @@
         <w:rPr>
           <w:rStyle w:val="VerbatimChar"/>
         </w:rPr>
-        <w:t xml:space="preserve">Total Memory (MB): 15988.73</w:t>
+        <w:t xml:space="preserve">Total Memory (MB): 15993.86</w:t>
       </w:r>
       <w:r>
         <w:br/>
@@ -446,7 +446,7 @@
         <w:rPr>
           <w:rStyle w:val="VerbatimChar"/>
         </w:rPr>
-        <w:t xml:space="preserve">Available Memory (MB): 14338.15</w:t>
+        <w:t xml:space="preserve">Available Memory (MB): 14414.32</w:t>
       </w:r>
     </w:p>
     <w:sectPr>

--- a/jackyman_system.info.docx
+++ b/jackyman_system.info.docx
@@ -437,7 +437,7 @@
         <w:rPr>
           <w:rStyle w:val="VerbatimChar"/>
         </w:rPr>
-        <w:t xml:space="preserve">Total Memory (MB): 15993.86</w:t>
+        <w:t xml:space="preserve">Total Memory (MB): 15989.73</w:t>
       </w:r>
       <w:r>
         <w:br/>
@@ -446,7 +446,7 @@
         <w:rPr>
           <w:rStyle w:val="VerbatimChar"/>
         </w:rPr>
-        <w:t xml:space="preserve">Available Memory (MB): 14414.32</w:t>
+        <w:t xml:space="preserve">Available Memory (MB): 14494.86</w:t>
       </w:r>
     </w:p>
     <w:sectPr>

--- a/jackyman_system.info.docx
+++ b/jackyman_system.info.docx
@@ -446,7 +446,7 @@
         <w:rPr>
           <w:rStyle w:val="VerbatimChar"/>
         </w:rPr>
-        <w:t xml:space="preserve">Available Memory (MB): 14494.86</w:t>
+        <w:t xml:space="preserve">Available Memory (MB): 14341.08</w:t>
       </w:r>
     </w:p>
     <w:sectPr>

--- a/jackyman_system.info.docx
+++ b/jackyman_system.info.docx
@@ -446,7 +446,7 @@
         <w:rPr>
           <w:rStyle w:val="VerbatimChar"/>
         </w:rPr>
-        <w:t xml:space="preserve">Available Memory (MB): 14341.08</w:t>
+        <w:t xml:space="preserve">Available Memory (MB): 14396.25</w:t>
       </w:r>
     </w:p>
     <w:sectPr>

--- a/jackyman_system.info.docx
+++ b/jackyman_system.info.docx
@@ -446,7 +446,7 @@
         <w:rPr>
           <w:rStyle w:val="VerbatimChar"/>
         </w:rPr>
-        <w:t xml:space="preserve">Available Memory (MB): 14396.25</w:t>
+        <w:t xml:space="preserve">Available Memory (MB): 14324.51</w:t>
       </w:r>
     </w:p>
     <w:sectPr>

--- a/jackyman_system.info.docx
+++ b/jackyman_system.info.docx
@@ -446,7 +446,7 @@
         <w:rPr>
           <w:rStyle w:val="VerbatimChar"/>
         </w:rPr>
-        <w:t xml:space="preserve">Available Memory (MB): 14324.51</w:t>
+        <w:t xml:space="preserve">Available Memory (MB): 14488.73</w:t>
       </w:r>
     </w:p>
     <w:sectPr>

--- a/jackyman_system.info.docx
+++ b/jackyman_system.info.docx
@@ -446,7 +446,7 @@
         <w:rPr>
           <w:rStyle w:val="VerbatimChar"/>
         </w:rPr>
-        <w:t xml:space="preserve">Available Memory (MB): 14488.73</w:t>
+        <w:t xml:space="preserve">Available Memory (MB): 14420.03</w:t>
       </w:r>
     </w:p>
     <w:sectPr>

--- a/jackyman_system.info.docx
+++ b/jackyman_system.info.docx
@@ -437,7 +437,7 @@
         <w:rPr>
           <w:rStyle w:val="VerbatimChar"/>
         </w:rPr>
-        <w:t xml:space="preserve">Total Memory (MB): 15989.73</w:t>
+        <w:t xml:space="preserve">Total Memory (MB): 15989.72</w:t>
       </w:r>
       <w:r>
         <w:br/>
@@ -446,7 +446,7 @@
         <w:rPr>
           <w:rStyle w:val="VerbatimChar"/>
         </w:rPr>
-        <w:t xml:space="preserve">Available Memory (MB): 14420.03</w:t>
+        <w:t xml:space="preserve">Available Memory (MB): 14340.08</w:t>
       </w:r>
     </w:p>
     <w:sectPr>

--- a/jackyman_system.info.docx
+++ b/jackyman_system.info.docx
@@ -437,7 +437,7 @@
         <w:rPr>
           <w:rStyle w:val="VerbatimChar"/>
         </w:rPr>
-        <w:t xml:space="preserve">Total Memory (MB): 15989.72</w:t>
+        <w:t xml:space="preserve">Total Memory (MB): 15989.73</w:t>
       </w:r>
       <w:r>
         <w:br/>
@@ -446,7 +446,7 @@
         <w:rPr>
           <w:rStyle w:val="VerbatimChar"/>
         </w:rPr>
-        <w:t xml:space="preserve">Available Memory (MB): 14340.08</w:t>
+        <w:t xml:space="preserve">Available Memory (MB): 14391.93</w:t>
       </w:r>
     </w:p>
     <w:sectPr>

--- a/jackyman_system.info.docx
+++ b/jackyman_system.info.docx
@@ -446,7 +446,7 @@
         <w:rPr>
           <w:rStyle w:val="VerbatimChar"/>
         </w:rPr>
-        <w:t xml:space="preserve">Available Memory (MB): 14391.93</w:t>
+        <w:t xml:space="preserve">Available Memory (MB): 14359.19</w:t>
       </w:r>
     </w:p>
     <w:sectPr>

--- a/jackyman_system.info.docx
+++ b/jackyman_system.info.docx
@@ -437,7 +437,7 @@
         <w:rPr>
           <w:rStyle w:val="VerbatimChar"/>
         </w:rPr>
-        <w:t xml:space="preserve">Total Memory (MB): 15989.73</w:t>
+        <w:t xml:space="preserve">Total Memory (MB): 15989.72</w:t>
       </w:r>
       <w:r>
         <w:br/>
@@ -446,7 +446,7 @@
         <w:rPr>
           <w:rStyle w:val="VerbatimChar"/>
         </w:rPr>
-        <w:t xml:space="preserve">Available Memory (MB): 14359.19</w:t>
+        <w:t xml:space="preserve">Available Memory (MB): 14495.63</w:t>
       </w:r>
     </w:p>
     <w:sectPr>

--- a/jackyman_system.info.docx
+++ b/jackyman_system.info.docx
@@ -437,7 +437,7 @@
         <w:rPr>
           <w:rStyle w:val="VerbatimChar"/>
         </w:rPr>
-        <w:t xml:space="preserve">Total Memory (MB): 15989.72</w:t>
+        <w:t xml:space="preserve">Total Memory (MB): 15989.73</w:t>
       </w:r>
       <w:r>
         <w:br/>
@@ -446,7 +446,7 @@
         <w:rPr>
           <w:rStyle w:val="VerbatimChar"/>
         </w:rPr>
-        <w:t xml:space="preserve">Available Memory (MB): 14495.63</w:t>
+        <w:t xml:space="preserve">Available Memory (MB): 14393.73</w:t>
       </w:r>
     </w:p>
     <w:sectPr>

--- a/jackyman_system.info.docx
+++ b/jackyman_system.info.docx
@@ -446,7 +446,7 @@
         <w:rPr>
           <w:rStyle w:val="VerbatimChar"/>
         </w:rPr>
-        <w:t xml:space="preserve">Available Memory (MB): 14393.73</w:t>
+        <w:t xml:space="preserve">Available Memory (MB): 14131.07</w:t>
       </w:r>
     </w:p>
     <w:sectPr>

--- a/jackyman_system.info.docx
+++ b/jackyman_system.info.docx
@@ -31,7 +31,7 @@
         <w:pStyle w:val="Date"/>
       </w:pPr>
       <w:r>
-        <w:t xml:space="preserve">April 4, 2026</w:t>
+        <w:t xml:space="preserve">April 8, 2026</w:t>
       </w:r>
     </w:p>
     <w:p>
@@ -401,7 +401,7 @@
         <w:rPr>
           <w:rStyle w:val="VerbatimChar"/>
         </w:rPr>
-        <w:t xml:space="preserve">Operating System: Linux 6.17.0-1008-azure</w:t>
+        <w:t xml:space="preserve">Operating System: Linux 6.17.0-1010-azure</w:t>
       </w:r>
       <w:r>
         <w:br/>
@@ -437,7 +437,7 @@
         <w:rPr>
           <w:rStyle w:val="VerbatimChar"/>
         </w:rPr>
-        <w:t xml:space="preserve">Total Memory (MB): 15989.73</w:t>
+        <w:t xml:space="preserve">Total Memory (MB): 15993.85</w:t>
       </w:r>
       <w:r>
         <w:br/>
@@ -446,7 +446,7 @@
         <w:rPr>
           <w:rStyle w:val="VerbatimChar"/>
         </w:rPr>
-        <w:t xml:space="preserve">Available Memory (MB): 14131.07</w:t>
+        <w:t xml:space="preserve">Available Memory (MB): 14427.93</w:t>
       </w:r>
     </w:p>
     <w:sectPr>

--- a/jackyman_system.info.docx
+++ b/jackyman_system.info.docx
@@ -401,7 +401,7 @@
         <w:rPr>
           <w:rStyle w:val="VerbatimChar"/>
         </w:rPr>
-        <w:t xml:space="preserve">Operating System: Linux 6.17.0-1010-azure</w:t>
+        <w:t xml:space="preserve">Operating System: Linux 6.17.0-1008-azure</w:t>
       </w:r>
       <w:r>
         <w:br/>
@@ -437,7 +437,7 @@
         <w:rPr>
           <w:rStyle w:val="VerbatimChar"/>
         </w:rPr>
-        <w:t xml:space="preserve">Total Memory (MB): 15993.85</w:t>
+        <w:t xml:space="preserve">Total Memory (MB): 15989.73</w:t>
       </w:r>
       <w:r>
         <w:br/>
@@ -446,7 +446,7 @@
         <w:rPr>
           <w:rStyle w:val="VerbatimChar"/>
         </w:rPr>
-        <w:t xml:space="preserve">Available Memory (MB): 14427.93</w:t>
+        <w:t xml:space="preserve">Available Memory (MB): 14249.05</w:t>
       </w:r>
     </w:p>
     <w:sectPr>

--- a/jackyman_system.info.docx
+++ b/jackyman_system.info.docx
@@ -31,7 +31,7 @@
         <w:pStyle w:val="Date"/>
       </w:pPr>
       <w:r>
-        <w:t xml:space="preserve">April 8, 2026</w:t>
+        <w:t xml:space="preserve">April 9, 2026</w:t>
       </w:r>
     </w:p>
     <w:p>
@@ -446,7 +446,7 @@
         <w:rPr>
           <w:rStyle w:val="VerbatimChar"/>
         </w:rPr>
-        <w:t xml:space="preserve">Available Memory (MB): 14249.05</w:t>
+        <w:t xml:space="preserve">Available Memory (MB): 14448.62</w:t>
       </w:r>
     </w:p>
     <w:sectPr>

--- a/jackyman_system.info.docx
+++ b/jackyman_system.info.docx
@@ -437,7 +437,7 @@
         <w:rPr>
           <w:rStyle w:val="VerbatimChar"/>
         </w:rPr>
-        <w:t xml:space="preserve">Total Memory (MB): 15989.73</w:t>
+        <w:t xml:space="preserve">Total Memory (MB): 15993.86</w:t>
       </w:r>
       <w:r>
         <w:br/>
@@ -446,7 +446,7 @@
         <w:rPr>
           <w:rStyle w:val="VerbatimChar"/>
         </w:rPr>
-        <w:t xml:space="preserve">Available Memory (MB): 14448.62</w:t>
+        <w:t xml:space="preserve">Available Memory (MB): 14492.18</w:t>
       </w:r>
     </w:p>
     <w:sectPr>
